--- a/src/temp/Reimbursement_506.docx
+++ b/src/temp/Reimbursement_506.docx
@@ -113,7 +113,7 @@
               <w:t xml:space="preserve">Designation: </w:t>
             </w:r>
             <w:r>
-              <w:t xml:space="preserve">Engineer</w:t>
+              <w:t xml:space="preserve">Senior Manager</w:t>
             </w:r>
           </w:p>
           <w:tbl>
@@ -255,7 +255,7 @@
                 </w:tcPr>
                 <w:p>
                   <w:r>
-                    <w:t xml:space="preserve">24/9/2025</w:t>
+                    <w:t xml:space="preserve">9/24/2025</w:t>
                   </w:r>
                 </w:p>
               </w:tc>
@@ -1416,7 +1416,7 @@
               <w:t xml:space="preserve">Approved Date: </w:t>
             </w:r>
             <w:r>
-              <w:t xml:space="preserve">4/10/2025</w:t>
+              <w:t xml:space="preserve">10/4/2025</w:t>
             </w:r>
           </w:p>
           <w:p>
